--- a/additional_sna_readings.docx
+++ b/additional_sna_readings.docx
@@ -984,7 +984,199 @@
           <w14:ligatures w14:val="none"/>
         </w:rPr>
       </w:pPr>
-      <w:r>
+    </w:p>
+    <w:p>
+      <w:pPr>
+        <w:rPr>
+          <w:rFonts w:ascii="Times New Roman" w:hAnsi="Times New Roman" w:cs="Times New Roman"/>
+          <w:sz w:val="22"/>
+          <w:szCs w:val="22"/>
+        </w:rPr>
+      </w:pPr>
+      <w:r>
+        <w:rPr>
+          <w:rFonts w:ascii="Times New Roman" w:hAnsi="Times New Roman" w:cs="Times New Roman"/>
+          <w:sz w:val="22"/>
+          <w:szCs w:val="22"/>
+        </w:rPr>
+        <w:lastRenderedPageBreak/>
+        <w:t xml:space="preserve">Gelardi, V., Fagot, J., Barrat, A., &amp; </w:t>
+      </w:r>
+      <w:proofErr w:type="spellStart"/>
+      <w:r>
+        <w:rPr>
+          <w:rFonts w:ascii="Times New Roman" w:hAnsi="Times New Roman" w:cs="Times New Roman"/>
+          <w:sz w:val="22"/>
+          <w:szCs w:val="22"/>
+        </w:rPr>
+        <w:t>Claidière</w:t>
+      </w:r>
+      <w:proofErr w:type="spellEnd"/>
+      <w:r>
+        <w:rPr>
+          <w:rFonts w:ascii="Times New Roman" w:hAnsi="Times New Roman" w:cs="Times New Roman"/>
+          <w:sz w:val="22"/>
+          <w:szCs w:val="22"/>
+        </w:rPr>
+        <w:t>, N. (2019). Detecting social (in) stability in primates from</w:t>
+      </w:r>
+      <w:r>
+        <w:rPr>
+          <w:rFonts w:ascii="Times New Roman" w:hAnsi="Times New Roman" w:cs="Times New Roman"/>
+          <w:sz w:val="22"/>
+          <w:szCs w:val="22"/>
+        </w:rPr>
+        <w:tab/>
+        <w:t xml:space="preserve">their temporal co-presence network. </w:t>
+      </w:r>
+      <w:r>
+        <w:rPr>
+          <w:rFonts w:ascii="Times New Roman" w:hAnsi="Times New Roman" w:cs="Times New Roman"/>
+          <w:i/>
+          <w:iCs/>
+          <w:sz w:val="22"/>
+          <w:szCs w:val="22"/>
+        </w:rPr>
+        <w:t xml:space="preserve">Animal </w:t>
+      </w:r>
+      <w:proofErr w:type="spellStart"/>
+      <w:r>
+        <w:rPr>
+          <w:rFonts w:ascii="Times New Roman" w:hAnsi="Times New Roman" w:cs="Times New Roman"/>
+          <w:i/>
+          <w:iCs/>
+          <w:sz w:val="22"/>
+          <w:szCs w:val="22"/>
+        </w:rPr>
+        <w:t>Behaviour</w:t>
+      </w:r>
+      <w:proofErr w:type="spellEnd"/>
+      <w:r>
+        <w:rPr>
+          <w:rFonts w:ascii="Times New Roman" w:hAnsi="Times New Roman" w:cs="Times New Roman"/>
+          <w:sz w:val="22"/>
+          <w:szCs w:val="22"/>
+        </w:rPr>
+        <w:t xml:space="preserve">, </w:t>
+      </w:r>
+      <w:r>
+        <w:rPr>
+          <w:rFonts w:ascii="Times New Roman" w:hAnsi="Times New Roman" w:cs="Times New Roman"/>
+          <w:i/>
+          <w:iCs/>
+          <w:sz w:val="22"/>
+          <w:szCs w:val="22"/>
+        </w:rPr>
+        <w:t>157</w:t>
+      </w:r>
+      <w:r>
+        <w:rPr>
+          <w:rFonts w:ascii="Times New Roman" w:hAnsi="Times New Roman" w:cs="Times New Roman"/>
+          <w:sz w:val="22"/>
+          <w:szCs w:val="22"/>
+        </w:rPr>
+        <w:t>, 239-254.</w:t>
+      </w:r>
+    </w:p>
+    <w:p>
+      <w:pPr>
+        <w:rPr>
+          <w:rFonts w:ascii="Times New Roman" w:hAnsi="Times New Roman" w:cs="Times New Roman"/>
+          <w:b/>
+          <w:color w:val="538135"/>
+          <w:sz w:val="22"/>
+          <w:szCs w:val="22"/>
+        </w:rPr>
+      </w:pPr>
+      <w:r>
+        <w:rPr>
+          <w:rFonts w:ascii="Times New Roman" w:hAnsi="Times New Roman" w:cs="Times New Roman"/>
+          <w:color w:val="222222"/>
+          <w:sz w:val="22"/>
+          <w:szCs w:val="22"/>
+          <w:shd w:val="clear" w:color="auto" w:fill="FFFFFF"/>
+        </w:rPr>
+        <w:t>Kovacs, B., Caplan, N., Grob, S., &amp; King, M. (2021). Social networks and loneliness during the</w:t>
+      </w:r>
+      <w:r>
+        <w:rPr>
+          <w:rFonts w:ascii="Times New Roman" w:hAnsi="Times New Roman" w:cs="Times New Roman"/>
+          <w:color w:val="222222"/>
+          <w:sz w:val="22"/>
+          <w:szCs w:val="22"/>
+          <w:shd w:val="clear" w:color="auto" w:fill="FFFFFF"/>
+        </w:rPr>
+        <w:tab/>
+      </w:r>
+      <w:r>
+        <w:rPr>
+          <w:rFonts w:ascii="Times New Roman" w:hAnsi="Times New Roman" w:cs="Times New Roman"/>
+          <w:color w:val="222222"/>
+          <w:sz w:val="22"/>
+          <w:szCs w:val="22"/>
+          <w:shd w:val="clear" w:color="auto" w:fill="FFFFFF"/>
+        </w:rPr>
+        <w:t>COVID</w:t>
+      </w:r>
+      <w:r>
+        <w:rPr>
+          <w:rFonts w:ascii="Times New Roman" w:hAnsi="Times New Roman" w:cs="Times New Roman"/>
+          <w:color w:val="222222"/>
+          <w:sz w:val="22"/>
+          <w:szCs w:val="22"/>
+          <w:shd w:val="clear" w:color="auto" w:fill="FFFFFF"/>
+        </w:rPr>
+        <w:tab/>
+        <w:t>19 pandemic. </w:t>
+      </w:r>
+      <w:r>
+        <w:rPr>
+          <w:rFonts w:ascii="Times New Roman" w:hAnsi="Times New Roman" w:cs="Times New Roman"/>
+          <w:i/>
+          <w:iCs/>
+          <w:color w:val="222222"/>
+          <w:sz w:val="22"/>
+          <w:szCs w:val="22"/>
+          <w:shd w:val="clear" w:color="auto" w:fill="FFFFFF"/>
+        </w:rPr>
+        <w:t>Socius</w:t>
+      </w:r>
+      <w:r>
+        <w:rPr>
+          <w:rFonts w:ascii="Times New Roman" w:hAnsi="Times New Roman" w:cs="Times New Roman"/>
+          <w:color w:val="222222"/>
+          <w:sz w:val="22"/>
+          <w:szCs w:val="22"/>
+          <w:shd w:val="clear" w:color="auto" w:fill="FFFFFF"/>
+        </w:rPr>
+        <w:t>, </w:t>
+      </w:r>
+      <w:r>
+        <w:rPr>
+          <w:rFonts w:ascii="Times New Roman" w:hAnsi="Times New Roman" w:cs="Times New Roman"/>
+          <w:i/>
+          <w:iCs/>
+          <w:color w:val="222222"/>
+          <w:sz w:val="22"/>
+          <w:szCs w:val="22"/>
+          <w:shd w:val="clear" w:color="auto" w:fill="FFFFFF"/>
+        </w:rPr>
+        <w:t>7</w:t>
+      </w:r>
+      <w:r>
+        <w:rPr>
+          <w:rFonts w:ascii="Times New Roman" w:hAnsi="Times New Roman" w:cs="Times New Roman"/>
+          <w:color w:val="222222"/>
+          <w:sz w:val="22"/>
+          <w:szCs w:val="22"/>
+          <w:shd w:val="clear" w:color="auto" w:fill="FFFFFF"/>
+        </w:rPr>
+        <w:t>, 2378023120985254.</w:t>
+      </w:r>
+    </w:p>
+    <w:p>
+      <w:pPr>
+        <w:spacing w:after="0" w:line="240" w:lineRule="auto"/>
         <w:rPr>
           <w:rFonts w:ascii="Times New Roman" w:eastAsia="Times New Roman" w:hAnsi="Times New Roman" w:cs="Times New Roman"/>
           <w:kern w:val="0"/>
@@ -992,8 +1184,7 @@
           <w:szCs w:val="22"/>
           <w14:ligatures w14:val="none"/>
         </w:rPr>
-        <w:t>Feng, D., Altmeyer, R., Stafford, D., Christakis, N. A., &amp; Zhou, H. H. (2022). Testing for balance in</w:t>
-      </w:r>
+      </w:pPr>
       <w:r>
         <w:rPr>
           <w:rFonts w:ascii="Times New Roman" w:eastAsia="Times New Roman" w:hAnsi="Times New Roman" w:cs="Times New Roman"/>
@@ -1002,7 +1193,7 @@
           <w:szCs w:val="22"/>
           <w14:ligatures w14:val="none"/>
         </w:rPr>
-        <w:tab/>
+        <w:t>Feng, D., Altmeyer, R., Stafford, D., Christakis, N. A., &amp; Zhou, H. H. (2022). Testing for balance in</w:t>
       </w:r>
       <w:r>
         <w:rPr>
@@ -1012,19 +1203,7 @@
           <w:szCs w:val="22"/>
           <w14:ligatures w14:val="none"/>
         </w:rPr>
-        <w:t xml:space="preserve">social networks. </w:t>
-      </w:r>
-      <w:r>
-        <w:rPr>
-          <w:rFonts w:ascii="Times New Roman" w:eastAsia="Times New Roman" w:hAnsi="Times New Roman" w:cs="Times New Roman"/>
-          <w:i/>
-          <w:iCs/>
-          <w:kern w:val="0"/>
-          <w:sz w:val="22"/>
-          <w:szCs w:val="22"/>
-          <w14:ligatures w14:val="none"/>
-        </w:rPr>
-        <w:t>Journal of the American Statistical Association</w:t>
+        <w:tab/>
       </w:r>
       <w:r>
         <w:rPr>
@@ -1034,7 +1213,7 @@
           <w:szCs w:val="22"/>
           <w14:ligatures w14:val="none"/>
         </w:rPr>
-        <w:t xml:space="preserve">, </w:t>
+        <w:t xml:space="preserve">social networks. </w:t>
       </w:r>
       <w:r>
         <w:rPr>
@@ -1046,7 +1225,7 @@
           <w:szCs w:val="22"/>
           <w14:ligatures w14:val="none"/>
         </w:rPr>
-        <w:t>117</w:t>
+        <w:t>Journal of the American Statistical Association</w:t>
       </w:r>
       <w:r>
         <w:rPr>
@@ -1056,6 +1235,28 @@
           <w:szCs w:val="22"/>
           <w14:ligatures w14:val="none"/>
         </w:rPr>
+        <w:t xml:space="preserve">, </w:t>
+      </w:r>
+      <w:r>
+        <w:rPr>
+          <w:rFonts w:ascii="Times New Roman" w:eastAsia="Times New Roman" w:hAnsi="Times New Roman" w:cs="Times New Roman"/>
+          <w:i/>
+          <w:iCs/>
+          <w:kern w:val="0"/>
+          <w:sz w:val="22"/>
+          <w:szCs w:val="22"/>
+          <w14:ligatures w14:val="none"/>
+        </w:rPr>
+        <w:t>117</w:t>
+      </w:r>
+      <w:r>
+        <w:rPr>
+          <w:rFonts w:ascii="Times New Roman" w:eastAsia="Times New Roman" w:hAnsi="Times New Roman" w:cs="Times New Roman"/>
+          <w:kern w:val="0"/>
+          <w:sz w:val="22"/>
+          <w:szCs w:val="22"/>
+          <w14:ligatures w14:val="none"/>
+        </w:rPr>
         <w:t>(537), 156-174.</w:t>
       </w:r>
     </w:p>
@@ -1843,6 +2044,7 @@
           <w:u w:val="single"/>
           <w:shd w:val="clear" w:color="auto" w:fill="FFFFFF"/>
         </w:rPr>
+        <w:lastRenderedPageBreak/>
         <w:t>Foundations</w:t>
       </w:r>
     </w:p>

--- a/additional_sna_readings.docx
+++ b/additional_sna_readings.docx
@@ -2078,7 +2078,47 @@
           <w:szCs w:val="22"/>
           <w:shd w:val="clear" w:color="auto" w:fill="FFFFFF"/>
         </w:rPr>
-        <w:t>Valente, T. W. (1996). Network models of the diffusion of innovations.</w:t>
+        <w:t>Valente, T. W. (1996). Social network thresholds in the diffusion of innovations. </w:t>
+      </w:r>
+      <w:r>
+        <w:rPr>
+          <w:i/>
+          <w:iCs/>
+          <w:color w:val="222222"/>
+          <w:sz w:val="22"/>
+          <w:szCs w:val="22"/>
+          <w:shd w:val="clear" w:color="auto" w:fill="FFFFFF"/>
+        </w:rPr>
+        <w:t>Social networks</w:t>
+      </w:r>
+      <w:r>
+        <w:rPr>
+          <w:color w:val="222222"/>
+          <w:sz w:val="22"/>
+          <w:szCs w:val="22"/>
+          <w:shd w:val="clear" w:color="auto" w:fill="FFFFFF"/>
+        </w:rPr>
+        <w:t>, </w:t>
+      </w:r>
+      <w:r>
+        <w:rPr>
+          <w:i/>
+          <w:iCs/>
+          <w:color w:val="222222"/>
+          <w:sz w:val="22"/>
+          <w:szCs w:val="22"/>
+          <w:shd w:val="clear" w:color="auto" w:fill="FFFFFF"/>
+        </w:rPr>
+        <w:t>18</w:t>
+      </w:r>
+      <w:r>
+        <w:rPr>
+          <w:color w:val="222222"/>
+          <w:sz w:val="22"/>
+          <w:szCs w:val="22"/>
+          <w:shd w:val="clear" w:color="auto" w:fill="FFFFFF"/>
+        </w:rPr>
+        <w:t>(1), 69-89.</w:t>
       </w:r>
     </w:p>
     <w:p>

--- a/additional_sna_readings.docx
+++ b/additional_sna_readings.docx
@@ -93,15 +93,6 @@
           <w:szCs w:val="22"/>
         </w:rPr>
         <w:tab/>
-      </w:r>
-      <w:r>
-        <w:rPr>
-          <w:rFonts w:ascii="Times New Roman" w:hAnsi="Times New Roman" w:cs="Times New Roman"/>
-          <w:i/>
-          <w:iCs/>
-          <w:sz w:val="22"/>
-          <w:szCs w:val="22"/>
-        </w:rPr>
         <w:t>Organizational Psychology and Organizational Behavior</w:t>
       </w:r>
       <w:r>
@@ -443,36 +434,7 @@
           <w:shd w:val="clear" w:color="auto" w:fill="FFFFFF"/>
         </w:rPr>
         <w:tab/>
-      </w:r>
-      <w:r>
-        <w:rPr>
-          <w:rFonts w:ascii="Times New Roman" w:hAnsi="Times New Roman" w:cs="Times New Roman"/>
-          <w:color w:val="222222"/>
-          <w:sz w:val="22"/>
-          <w:szCs w:val="22"/>
-          <w:shd w:val="clear" w:color="auto" w:fill="FFFFFF"/>
-        </w:rPr>
-        <w:t>quantitative</w:t>
-      </w:r>
-      <w:r>
-        <w:rPr>
-          <w:rFonts w:ascii="Times New Roman" w:hAnsi="Times New Roman" w:cs="Times New Roman"/>
-          <w:color w:val="222222"/>
-          <w:sz w:val="22"/>
-          <w:szCs w:val="22"/>
-          <w:shd w:val="clear" w:color="auto" w:fill="FFFFFF"/>
-        </w:rPr>
-        <w:t xml:space="preserve"> </w:t>
-      </w:r>
-      <w:r>
-        <w:rPr>
-          <w:rFonts w:ascii="Times New Roman" w:hAnsi="Times New Roman" w:cs="Times New Roman"/>
-          <w:color w:val="222222"/>
-          <w:sz w:val="22"/>
-          <w:szCs w:val="22"/>
-          <w:shd w:val="clear" w:color="auto" w:fill="FFFFFF"/>
-        </w:rPr>
-        <w:t>and qualitative methods in sociological network research." </w:t>
+        <w:t>quantitative and qualitative methods in sociological network research." </w:t>
       </w:r>
       <w:r>
         <w:rPr>
@@ -497,17 +459,6 @@
           <w:shd w:val="clear" w:color="auto" w:fill="FFFFFF"/>
         </w:rPr>
         <w:tab/>
-      </w:r>
-      <w:r>
-        <w:rPr>
-          <w:rFonts w:ascii="Times New Roman" w:hAnsi="Times New Roman" w:cs="Times New Roman"/>
-          <w:i/>
-          <w:iCs/>
-          <w:color w:val="222222"/>
-          <w:sz w:val="22"/>
-          <w:szCs w:val="22"/>
-          <w:shd w:val="clear" w:color="auto" w:fill="FFFFFF"/>
-        </w:rPr>
         <w:t>quantity</w:t>
       </w:r>
       <w:r>
@@ -586,6 +537,193 @@
           <w:u w:val="single"/>
           <w:shd w:val="clear" w:color="auto" w:fill="FFFFFF"/>
         </w:rPr>
+        <w:t>Overview</w:t>
+      </w:r>
+    </w:p>
+    <w:p>
+      <w:pPr>
+        <w:spacing w:after="0" w:line="240" w:lineRule="auto"/>
+        <w:rPr>
+          <w:rFonts w:ascii="Times New Roman" w:eastAsia="Times New Roman" w:hAnsi="Times New Roman" w:cs="Times New Roman"/>
+          <w:kern w:val="0"/>
+          <w:sz w:val="22"/>
+          <w:szCs w:val="22"/>
+          <w14:ligatures w14:val="none"/>
+        </w:rPr>
+      </w:pPr>
+      <w:r>
+        <w:rPr>
+          <w:rFonts w:ascii="Times New Roman" w:eastAsia="Times New Roman" w:hAnsi="Times New Roman" w:cs="Times New Roman"/>
+          <w:kern w:val="0"/>
+          <w:sz w:val="22"/>
+          <w:szCs w:val="22"/>
+          <w14:ligatures w14:val="none"/>
+        </w:rPr>
+        <w:t xml:space="preserve">Healy, K., &amp; Moody, J. (2014). Data visualization in sociology. </w:t>
+      </w:r>
+      <w:r>
+        <w:rPr>
+          <w:rFonts w:ascii="Times New Roman" w:eastAsia="Times New Roman" w:hAnsi="Times New Roman" w:cs="Times New Roman"/>
+          <w:i/>
+          <w:iCs/>
+          <w:kern w:val="0"/>
+          <w:sz w:val="22"/>
+          <w:szCs w:val="22"/>
+          <w14:ligatures w14:val="none"/>
+        </w:rPr>
+        <w:t>Annual review of sociology</w:t>
+      </w:r>
+      <w:r>
+        <w:rPr>
+          <w:rFonts w:ascii="Times New Roman" w:eastAsia="Times New Roman" w:hAnsi="Times New Roman" w:cs="Times New Roman"/>
+          <w:kern w:val="0"/>
+          <w:sz w:val="22"/>
+          <w:szCs w:val="22"/>
+          <w14:ligatures w14:val="none"/>
+        </w:rPr>
+        <w:t>,</w:t>
+      </w:r>
+      <w:r>
+        <w:rPr>
+          <w:rFonts w:ascii="Times New Roman" w:eastAsia="Times New Roman" w:hAnsi="Times New Roman" w:cs="Times New Roman"/>
+          <w:kern w:val="0"/>
+          <w:sz w:val="22"/>
+          <w:szCs w:val="22"/>
+          <w14:ligatures w14:val="none"/>
+        </w:rPr>
+        <w:t xml:space="preserve"> </w:t>
+      </w:r>
+      <w:r>
+        <w:rPr>
+          <w:rFonts w:ascii="Times New Roman" w:eastAsia="Times New Roman" w:hAnsi="Times New Roman" w:cs="Times New Roman"/>
+          <w:i/>
+          <w:iCs/>
+          <w:kern w:val="0"/>
+          <w:sz w:val="22"/>
+          <w:szCs w:val="22"/>
+          <w14:ligatures w14:val="none"/>
+        </w:rPr>
+        <w:t>40</w:t>
+      </w:r>
+      <w:r>
+        <w:rPr>
+          <w:rFonts w:ascii="Times New Roman" w:eastAsia="Times New Roman" w:hAnsi="Times New Roman" w:cs="Times New Roman"/>
+          <w:kern w:val="0"/>
+          <w:sz w:val="22"/>
+          <w:szCs w:val="22"/>
+          <w14:ligatures w14:val="none"/>
+        </w:rPr>
+        <w:t>(1), 105</w:t>
+      </w:r>
+      <w:r>
+        <w:rPr>
+          <w:rFonts w:ascii="Times New Roman" w:eastAsia="Times New Roman" w:hAnsi="Times New Roman" w:cs="Times New Roman"/>
+          <w:kern w:val="0"/>
+          <w:sz w:val="22"/>
+          <w:szCs w:val="22"/>
+          <w14:ligatures w14:val="none"/>
+        </w:rPr>
+        <w:tab/>
+      </w:r>
+      <w:r>
+        <w:rPr>
+          <w:rFonts w:ascii="Times New Roman" w:eastAsia="Times New Roman" w:hAnsi="Times New Roman" w:cs="Times New Roman"/>
+          <w:kern w:val="0"/>
+          <w:sz w:val="22"/>
+          <w:szCs w:val="22"/>
+          <w14:ligatures w14:val="none"/>
+        </w:rPr>
+        <w:t>128.</w:t>
+      </w:r>
+    </w:p>
+    <w:p>
+      <w:pPr>
+        <w:spacing w:after="0" w:line="240" w:lineRule="auto"/>
+        <w:rPr>
+          <w:rFonts w:ascii="Times New Roman" w:eastAsia="Times New Roman" w:hAnsi="Times New Roman" w:cs="Times New Roman"/>
+          <w:kern w:val="0"/>
+          <w:sz w:val="22"/>
+          <w:szCs w:val="22"/>
+          <w14:ligatures w14:val="none"/>
+        </w:rPr>
+      </w:pPr>
+    </w:p>
+    <w:p>
+      <w:pPr>
+        <w:spacing w:after="0" w:line="240" w:lineRule="auto"/>
+        <w:rPr>
+          <w:rFonts w:ascii="Times New Roman" w:eastAsia="Times New Roman" w:hAnsi="Times New Roman" w:cs="Times New Roman"/>
+          <w:kern w:val="0"/>
+          <w:sz w:val="22"/>
+          <w:szCs w:val="22"/>
+          <w14:ligatures w14:val="none"/>
+        </w:rPr>
+      </w:pPr>
+      <w:r>
+        <w:rPr>
+          <w:rFonts w:ascii="Times New Roman" w:eastAsia="Times New Roman" w:hAnsi="Times New Roman" w:cs="Times New Roman"/>
+          <w:kern w:val="0"/>
+          <w:sz w:val="22"/>
+          <w:szCs w:val="22"/>
+          <w14:ligatures w14:val="none"/>
+        </w:rPr>
+        <w:t xml:space="preserve">Healy, K. (2024). </w:t>
+      </w:r>
+      <w:r>
+        <w:rPr>
+          <w:rFonts w:ascii="Times New Roman" w:eastAsia="Times New Roman" w:hAnsi="Times New Roman" w:cs="Times New Roman"/>
+          <w:i/>
+          <w:iCs/>
+          <w:kern w:val="0"/>
+          <w:sz w:val="22"/>
+          <w:szCs w:val="22"/>
+          <w14:ligatures w14:val="none"/>
+        </w:rPr>
+        <w:t>Data visualization: a practical introduction</w:t>
+      </w:r>
+      <w:r>
+        <w:rPr>
+          <w:rFonts w:ascii="Times New Roman" w:eastAsia="Times New Roman" w:hAnsi="Times New Roman" w:cs="Times New Roman"/>
+          <w:kern w:val="0"/>
+          <w:sz w:val="22"/>
+          <w:szCs w:val="22"/>
+          <w14:ligatures w14:val="none"/>
+        </w:rPr>
+        <w:t>. Princeton University Press.</w:t>
+      </w:r>
+    </w:p>
+    <w:p>
+      <w:pPr>
+        <w:rPr>
+          <w:rFonts w:ascii="Times New Roman" w:hAnsi="Times New Roman" w:cs="Times New Roman"/>
+          <w:color w:val="222222"/>
+          <w:sz w:val="22"/>
+          <w:szCs w:val="22"/>
+          <w:u w:val="single"/>
+          <w:shd w:val="clear" w:color="auto" w:fill="FFFFFF"/>
+        </w:rPr>
+      </w:pPr>
+    </w:p>
+    <w:p>
+      <w:pPr>
+        <w:rPr>
+          <w:rFonts w:ascii="Times New Roman" w:hAnsi="Times New Roman" w:cs="Times New Roman"/>
+          <w:color w:val="222222"/>
+          <w:sz w:val="22"/>
+          <w:szCs w:val="22"/>
+          <w:u w:val="single"/>
+          <w:shd w:val="clear" w:color="auto" w:fill="FFFFFF"/>
+        </w:rPr>
+      </w:pPr>
+      <w:r>
+        <w:rPr>
+          <w:rFonts w:ascii="Times New Roman" w:hAnsi="Times New Roman" w:cs="Times New Roman"/>
+          <w:color w:val="222222"/>
+          <w:sz w:val="22"/>
+          <w:szCs w:val="22"/>
+          <w:u w:val="single"/>
+          <w:shd w:val="clear" w:color="auto" w:fill="FFFFFF"/>
+        </w:rPr>
         <w:t>Foundations</w:t>
       </w:r>
     </w:p>
@@ -636,6 +774,77 @@
       <w:pPr>
         <w:rPr>
           <w:rFonts w:ascii="Times New Roman" w:hAnsi="Times New Roman" w:cs="Times New Roman"/>
+          <w:color w:val="222222"/>
+          <w:sz w:val="22"/>
+          <w:szCs w:val="22"/>
+          <w:shd w:val="clear" w:color="auto" w:fill="FFFFFF"/>
+        </w:rPr>
+      </w:pPr>
+      <w:r>
+        <w:rPr>
+          <w:rFonts w:ascii="Times New Roman" w:hAnsi="Times New Roman" w:cs="Times New Roman"/>
+          <w:sz w:val="22"/>
+          <w:szCs w:val="22"/>
+        </w:rPr>
+        <w:t>Laumann, E. O., Marsden, P. V., &amp; Prensky, D. (1989). The boundary specification problem in network</w:t>
+      </w:r>
+      <w:r>
+        <w:rPr>
+          <w:rFonts w:ascii="Times New Roman" w:hAnsi="Times New Roman" w:cs="Times New Roman"/>
+          <w:sz w:val="22"/>
+          <w:szCs w:val="22"/>
+        </w:rPr>
+        <w:tab/>
+      </w:r>
+      <w:r>
+        <w:rPr>
+          <w:rFonts w:ascii="Times New Roman" w:hAnsi="Times New Roman" w:cs="Times New Roman"/>
+          <w:sz w:val="22"/>
+          <w:szCs w:val="22"/>
+        </w:rPr>
+        <w:t xml:space="preserve">analysis. </w:t>
+      </w:r>
+      <w:r>
+        <w:rPr>
+          <w:rFonts w:ascii="Times New Roman" w:hAnsi="Times New Roman" w:cs="Times New Roman"/>
+          <w:i/>
+          <w:iCs/>
+          <w:sz w:val="22"/>
+          <w:szCs w:val="22"/>
+        </w:rPr>
+        <w:t>Research methods in social network analysis</w:t>
+      </w:r>
+      <w:r>
+        <w:rPr>
+          <w:rFonts w:ascii="Times New Roman" w:hAnsi="Times New Roman" w:cs="Times New Roman"/>
+          <w:sz w:val="22"/>
+          <w:szCs w:val="22"/>
+        </w:rPr>
+        <w:t xml:space="preserve">, </w:t>
+      </w:r>
+      <w:r>
+        <w:rPr>
+          <w:rFonts w:ascii="Times New Roman" w:hAnsi="Times New Roman" w:cs="Times New Roman"/>
+          <w:i/>
+          <w:iCs/>
+          <w:sz w:val="22"/>
+          <w:szCs w:val="22"/>
+        </w:rPr>
+        <w:t>61</w:t>
+      </w:r>
+      <w:r>
+        <w:rPr>
+          <w:rFonts w:ascii="Times New Roman" w:hAnsi="Times New Roman" w:cs="Times New Roman"/>
+          <w:sz w:val="22"/>
+          <w:szCs w:val="22"/>
+        </w:rPr>
+        <w:t>(8), 176-179.</w:t>
+      </w:r>
+    </w:p>
+    <w:p>
+      <w:pPr>
+        <w:rPr>
+          <w:rFonts w:ascii="Times New Roman" w:hAnsi="Times New Roman" w:cs="Times New Roman"/>
           <w:b/>
           <w:sz w:val="22"/>
           <w:szCs w:val="22"/>
@@ -649,27 +858,7 @@
           <w:szCs w:val="22"/>
           <w:shd w:val="clear" w:color="auto" w:fill="FFFFFF"/>
         </w:rPr>
-        <w:t>Small, Mario Luis. "Weak ties and the core discussion network: Why people regularly discuss important</w:t>
-      </w:r>
-      <w:r>
-        <w:rPr>
-          <w:rFonts w:ascii="Times New Roman" w:hAnsi="Times New Roman" w:cs="Times New Roman"/>
-          <w:color w:val="222222"/>
-          <w:sz w:val="22"/>
-          <w:szCs w:val="22"/>
-          <w:shd w:val="clear" w:color="auto" w:fill="FFFFFF"/>
-        </w:rPr>
-        <w:t xml:space="preserve"> </w:t>
-      </w:r>
-      <w:r>
-        <w:rPr>
-          <w:rFonts w:ascii="Times New Roman" w:hAnsi="Times New Roman" w:cs="Times New Roman"/>
-          <w:color w:val="222222"/>
-          <w:sz w:val="22"/>
-          <w:szCs w:val="22"/>
-          <w:shd w:val="clear" w:color="auto" w:fill="FFFFFF"/>
-        </w:rPr>
-        <w:t>matters with unimportant alters." </w:t>
+        <w:t>Small, Mario Luis. "Weak ties and the core discussion network: Why people regularly discuss important matters with unimportant alters." </w:t>
       </w:r>
       <w:r>
         <w:rPr>
@@ -756,6 +945,7 @@
           <w:szCs w:val="22"/>
           <w:shd w:val="clear" w:color="auto" w:fill="FFFFFF"/>
         </w:rPr>
+        <w:lastRenderedPageBreak/>
         <w:t>Blau, P. M. (1977). </w:t>
       </w:r>
       <w:r>
@@ -767,18 +957,7 @@
           <w:szCs w:val="22"/>
           <w:shd w:val="clear" w:color="auto" w:fill="FFFFFF"/>
         </w:rPr>
-        <w:t>Inequality and heterogeneity: A primitive theory of social structure</w:t>
-      </w:r>
-      <w:r>
-        <w:rPr>
-          <w:i/>
-          <w:iCs/>
-          <w:color w:val="222222"/>
-          <w:sz w:val="22"/>
-          <w:szCs w:val="22"/>
-          <w:shd w:val="clear" w:color="auto" w:fill="FFFFFF"/>
-        </w:rPr>
-        <w:t>.</w:t>
+        <w:t>Inequality and heterogeneity: A primitive theory of social structure.</w:t>
       </w:r>
       <w:r>
         <w:rPr>
@@ -924,17 +1103,7 @@
           <w:szCs w:val="22"/>
           <w:shd w:val="clear" w:color="auto" w:fill="FFFFFF"/>
         </w:rPr>
-        <w:t>(1), 467-487.</w:t>
-      </w:r>
-      <w:r>
-        <w:rPr>
-          <w:rFonts w:ascii="Times New Roman" w:hAnsi="Times New Roman" w:cs="Times New Roman"/>
-          <w:color w:val="222222"/>
-          <w:sz w:val="22"/>
-          <w:szCs w:val="22"/>
-          <w:shd w:val="clear" w:color="auto" w:fill="FFFFFF"/>
-        </w:rPr>
-        <w:t xml:space="preserve"> </w:t>
+        <w:t xml:space="preserve">(1), 467-487. </w:t>
       </w:r>
     </w:p>
     <w:p>
@@ -999,7 +1168,6 @@
           <w:sz w:val="22"/>
           <w:szCs w:val="22"/>
         </w:rPr>
-        <w:lastRenderedPageBreak/>
         <w:t xml:space="preserve">Gelardi, V., Fagot, J., Barrat, A., &amp; </w:t>
       </w:r>
       <w:proofErr w:type="spellStart"/>
@@ -1851,6 +2019,7 @@
           <w:szCs w:val="22"/>
           <w:shd w:val="clear" w:color="auto" w:fill="FFFFFF"/>
         </w:rPr>
+        <w:lastRenderedPageBreak/>
         <w:t>Breiger</w:t>
       </w:r>
       <w:proofErr w:type="spellEnd"/>
@@ -2044,7 +2213,6 @@
           <w:u w:val="single"/>
           <w:shd w:val="clear" w:color="auto" w:fill="FFFFFF"/>
         </w:rPr>
-        <w:lastRenderedPageBreak/>
         <w:t>Foundations</w:t>
       </w:r>
     </w:p>
@@ -2682,27 +2850,7 @@
           <w:szCs w:val="22"/>
           <w:shd w:val="clear" w:color="auto" w:fill="FFFFFF"/>
         </w:rPr>
-        <w:t>Smith, Chris M., and Andrew V. Papachristos. 2016. "Trust thy crooked neighbor: multiplexity in</w:t>
-      </w:r>
-      <w:r>
-        <w:rPr>
-          <w:rFonts w:ascii="Times New Roman" w:hAnsi="Times New Roman" w:cs="Times New Roman"/>
-          <w:color w:val="222222"/>
-          <w:sz w:val="22"/>
-          <w:szCs w:val="22"/>
-          <w:shd w:val="clear" w:color="auto" w:fill="FFFFFF"/>
-        </w:rPr>
-        <w:t xml:space="preserve"> </w:t>
-      </w:r>
-      <w:r>
-        <w:rPr>
-          <w:rFonts w:ascii="Times New Roman" w:hAnsi="Times New Roman" w:cs="Times New Roman"/>
-          <w:color w:val="222222"/>
-          <w:sz w:val="22"/>
-          <w:szCs w:val="22"/>
-          <w:shd w:val="clear" w:color="auto" w:fill="FFFFFF"/>
-        </w:rPr>
-        <w:t>Chicago</w:t>
+        <w:t>Smith, Chris M., and Andrew V. Papachristos. 2016. "Trust thy crooked neighbor: multiplexity in Chicago</w:t>
       </w:r>
       <w:r>
         <w:rPr>
